--- a/Databases/BLS data/Employment/Path for the Employment Data by State.docx
+++ b/Databases/BLS data/Employment/Path for the Employment Data by State.docx
@@ -4,15 +4,7 @@
   <w:body>
     <w:p>
       <w:r>
-        <w:t xml:space="preserve">Os dados são do bureau </w:t>
-      </w:r>
-      <w:proofErr w:type="spellStart"/>
-      <w:r>
-        <w:t>of</w:t>
-      </w:r>
-      <w:proofErr w:type="spellEnd"/>
-      <w:r>
-        <w:t xml:space="preserve"> labor, mas o FRED disponibiliza. </w:t>
+        <w:t xml:space="preserve">Os dados são do bureau of labor, mas o FRED disponibiliza. </w:t>
       </w:r>
     </w:p>
     <w:p>
@@ -25,22 +17,22 @@
         </w:r>
       </w:hyperlink>
     </w:p>
+    <w:p>
+      <w:r>
+        <w:t>Eu tinha usado valores não ajustados da primeira vez, mas depois optei por usar valores ajustados por conta do trabalho Engemann (2013) que usei como base para a estimativa dos choques</w:t>
+      </w:r>
+    </w:p>
     <w:p/>
     <w:p>
       <w:r>
-        <w:t xml:space="preserve">Fui em séries de </w:t>
-      </w:r>
-      <w:proofErr w:type="spellStart"/>
-      <w:r>
-        <w:t>employment</w:t>
-      </w:r>
-      <w:proofErr w:type="spellEnd"/>
-      <w:r>
-        <w:t xml:space="preserve"> e usei os filtros da imagem abaixo:</w:t>
+        <w:t>Fui em séries de employment e usei os filtros da imagem abaixo:</w:t>
       </w:r>
     </w:p>
     <w:p>
       <w:r>
+        <w:rPr>
+          <w:noProof/>
+        </w:rPr>
         <w:drawing>
           <wp:inline distT="0" distB="0" distL="0" distR="0" wp14:anchorId="45CC58B3" wp14:editId="01B4A9EB">
             <wp:extent cx="5401340" cy="2594750"/>
@@ -81,15 +73,7 @@
     <w:p/>
     <w:p>
       <w:r>
-        <w:t xml:space="preserve">Fui pegando e juntando várias séries no mesmo gráfico, depois baixei os dados do gráfico. Essas séries tem como código a sigla do estado mais “NAN”, </w:t>
-      </w:r>
-      <w:proofErr w:type="spellStart"/>
-      <w:r>
-        <w:t>ex</w:t>
-      </w:r>
-      <w:proofErr w:type="spellEnd"/>
-      <w:r>
-        <w:t>: NYNAN, CANAN, TXNAN, WANAN</w:t>
+        <w:t>Fui pegando e juntando várias séries no mesmo gráfico, depois baixei os dados do gráfico. Essas séries tem como código a sigla do estado mais “NA”, ex: NYNA, CANA, TXNA, WANA</w:t>
       </w:r>
     </w:p>
     <w:p>
@@ -97,6 +81,9 @@
         <w:jc w:val="center"/>
       </w:pPr>
       <w:r>
+        <w:rPr>
+          <w:noProof/>
+        </w:rPr>
         <w:drawing>
           <wp:inline distT="0" distB="0" distL="0" distR="0" wp14:anchorId="6DB147E7" wp14:editId="095351A2">
             <wp:extent cx="4348716" cy="2803105"/>
